--- a/static/templates-se2026/surat_pernyataan_pml_se2026.docx
+++ b/static/templates-se2026/surat_pernyataan_pml_se2026.docx
@@ -593,7 +593,13 @@
                 <w:szCs w:val="24"/>
                 <w:rtl w:val="0"/>
               </w:rPr>
-              <w:t xml:space="preserve">Yang membuat pernyataan,</w:t>
+              <w:t>Yang membuat pernyataan,</w:t>
+              <w:br/>
+              <w:br/>
+              <w:t>(TTD meterai Rp.10.000)</w:t>
+              <w:br/>
+              <w:br/>
+              <w:t>${nama_petugas}</w:t>
             </w:r>
           </w:p>
           <w:p>
@@ -632,7 +638,6 @@
                 <w:szCs w:val="24"/>
                 <w:rtl w:val="0"/>
               </w:rPr>
-              <w:t xml:space="preserve">(TTD meterai Rp.10.000)</w:t>
             </w:r>
           </w:p>
           <w:p>
@@ -668,7 +673,6 @@
                 <w:szCs w:val="24"/>
                 <w:rtl w:val="0"/>
               </w:rPr>
-              <w:t xml:space="preserve">(.........................................)</w:t>
             </w:r>
             <w:r>
               <w:rPr>

--- a/static/templates-se2026/surat_pernyataan_pml_se2026.docx
+++ b/static/templates-se2026/surat_pernyataan_pml_se2026.docx
@@ -86,7 +86,6 @@
       <w:r>
         <w:rPr>
           <w:rFonts w:ascii="Bookman Old Style" w:cs="Bookman Old Style" w:eastAsia="Bookman Old Style" w:hAnsi="Bookman Old Style"/>
-          <w:color w:val="000000"/>
           <w:sz w:val="24"/>
           <w:szCs w:val="24"/>
           <w:rtl w:val="0"/>
@@ -305,7 +304,6 @@
       <w:r>
         <w:rPr>
           <w:rFonts w:ascii="Bookman Old Style" w:cs="Bookman Old Style" w:eastAsia="Bookman Old Style" w:hAnsi="Bookman Old Style"/>
-          <w:color w:val="000000"/>
           <w:sz w:val="24"/>
           <w:szCs w:val="24"/>
           <w:rtl w:val="0"/>
@@ -386,7 +384,6 @@
       <w:r>
         <w:rPr>
           <w:rFonts w:ascii="Bookman Old Style" w:cs="Bookman Old Style" w:eastAsia="Bookman Old Style" w:hAnsi="Bookman Old Style"/>
-          <w:color w:val="000000"/>
           <w:sz w:val="24"/>
           <w:szCs w:val="24"/>
           <w:rtl w:val="0"/>
@@ -593,13 +590,7 @@
                 <w:szCs w:val="24"/>
                 <w:rtl w:val="0"/>
               </w:rPr>
-              <w:t>Yang membuat pernyataan,</w:t>
-              <w:br/>
-              <w:br/>
-              <w:t>(TTD meterai Rp.10.000)</w:t>
-              <w:br/>
-              <w:br/>
-              <w:t>${nama_petugas}</w:t>
+              <w:t xml:space="preserve">Yang membuat pernyataan,</w:t>
             </w:r>
           </w:p>
           <w:p>
@@ -638,6 +629,7 @@
                 <w:szCs w:val="24"/>
                 <w:rtl w:val="0"/>
               </w:rPr>
+              <w:t xml:space="preserve">(TTD meterai Rp.10.000)</w:t>
             </w:r>
           </w:p>
           <w:p>
@@ -668,11 +660,11 @@
             <w:r>
               <w:rPr>
                 <w:rFonts w:ascii="Bookman Old Style" w:cs="Bookman Old Style" w:eastAsia="Bookman Old Style" w:hAnsi="Bookman Old Style"/>
-                <w:color w:val="000000"/>
                 <w:sz w:val="24"/>
                 <w:szCs w:val="24"/>
                 <w:rtl w:val="0"/>
               </w:rPr>
+              <w:t>${nama_petugas}</w:t>
             </w:r>
             <w:r>
               <w:rPr>

--- a/static/templates-se2026/surat_pernyataan_pml_se2026.docx
+++ b/static/templates-se2026/surat_pernyataan_pml_se2026.docx
@@ -773,7 +773,7 @@
                 <w:sz w:val="24"/>
                 <w:szCs w:val="24"/>
               </w:rPr>
-              <w:t>(.........................................)</w:t>
+              <w:t>(${nama_petugas})</w:t>
             </w:r>
           </w:p>
         </w:tc>
@@ -1414,7 +1414,7 @@
           <w:sz w:val="24"/>
           <w:szCs w:val="24"/>
         </w:rPr>
-        <w:t xml:space="preserve">(.........................................) </w:t>
+        <w:t>(${nama_petugas})</w:t>
       </w:r>
     </w:p>
     <w:p>

--- a/static/templates-se2026/surat_pernyataan_pml_se2026.docx
+++ b/static/templates-se2026/surat_pernyataan_pml_se2026.docx
@@ -98,21 +98,6 @@
           <w:szCs w:val="24"/>
         </w:rPr>
         <w:t>Nomor: ${nomor}</w:t>
-      </w:r>
-      <w:r>
-        <w:rPr>
-          <w:rFonts w:eastAsia="Bookman Old Style" w:cs="Bookman Old Style" w:ascii="Bookman Old Style" w:hAnsi="Bookman Old Style"/>
-          <w:sz w:val="24"/>
-          <w:szCs w:val="24"/>
-        </w:rPr>
-      </w:r>
-      <w:r>
-        <w:rPr>
-          <w:rFonts w:eastAsia="Bookman Old Style" w:cs="Bookman Old Style" w:ascii="Bookman Old Style" w:hAnsi="Bookman Old Style"/>
-          <w:color w:val="000000"/>
-          <w:sz w:val="24"/>
-          <w:szCs w:val="24"/>
-        </w:rPr>
       </w:r>
     </w:p>
     <w:p>
@@ -179,16 +164,17 @@
           <w:sz w:val="24"/>
           <w:szCs w:val="24"/>
         </w:rPr>
-        <w:t xml:space="preserve"> Nama </w:t>
+        <w:t xml:space="preserve"> </w:t>
+      </w:r>
+      <w:r>
+        <w:rPr>
+          <w:rFonts w:eastAsia="Bookman Old Style" w:cs="Bookman Old Style" w:ascii="Bookman Old Style" w:hAnsi="Bookman Old Style"/>
+          <w:sz w:val="24"/>
+          <w:szCs w:val="24"/>
+        </w:rPr>
+        <w:t xml:space="preserve">Nama </w:t>
         <w:tab/>
         <w:t>: ${nama_petugas}</w:t>
-      </w:r>
-      <w:r>
-        <w:rPr>
-          <w:rFonts w:eastAsia="Bookman Old Style" w:cs="Bookman Old Style" w:ascii="Bookman Old Style" w:hAnsi="Bookman Old Style"/>
-          <w:sz w:val="24"/>
-          <w:szCs w:val="24"/>
-        </w:rPr>
       </w:r>
     </w:p>
     <w:p>
@@ -316,21 +302,6 @@
         </w:rPr>
         <w:t>bahwa telah melaksanakan pekerjaan Pemeriksaan hasil Pendataan Lapangan Sensus Ekonomi 2026 pada Badan Pusat Statistik Kabupaten/Kota Dompu berdasarkan Perjanjian Kerja Nomor: ${nomor_spk}, sesuai dengan target pekerjaan termin I;</w:t>
       </w:r>
-      <w:r>
-        <w:rPr>
-          <w:rFonts w:eastAsia="Bookman Old Style" w:cs="Bookman Old Style" w:ascii="Bookman Old Style" w:hAnsi="Bookman Old Style"/>
-          <w:color w:val="000000"/>
-          <w:sz w:val="24"/>
-          <w:szCs w:val="24"/>
-        </w:rPr>
-      </w:r>
-      <w:r>
-        <w:rPr>
-          <w:rFonts w:eastAsia="Bookman Old Style" w:cs="Bookman Old Style" w:ascii="Bookman Old Style" w:hAnsi="Bookman Old Style"/>
-          <w:sz w:val="24"/>
-          <w:szCs w:val="24"/>
-        </w:rPr>
-      </w:r>
     </w:p>
     <w:p>
       <w:pPr>
@@ -356,36 +327,6 @@
           <w:szCs w:val="24"/>
         </w:rPr>
         <w:t>bahwa hasil pekerjaan Pemeriksaan Lapangan Sensus Ekonomi 2026 termin I telah diperiksa dan diketahui oleh Ketua Tim Pelaksana Sensus Ekonomi 2026 BPS Kabupaten/Kota Dompu;</w:t>
-      </w:r>
-      <w:r>
-        <w:rPr>
-          <w:rFonts w:eastAsia="Bookman Old Style" w:cs="Bookman Old Style" w:ascii="Bookman Old Style" w:hAnsi="Bookman Old Style"/>
-          <w:color w:val="000000"/>
-          <w:sz w:val="24"/>
-          <w:szCs w:val="24"/>
-        </w:rPr>
-      </w:r>
-      <w:r>
-        <w:rPr>
-          <w:rFonts w:eastAsia="Bookman Old Style" w:cs="Bookman Old Style" w:ascii="Bookman Old Style" w:hAnsi="Bookman Old Style"/>
-          <w:sz w:val="24"/>
-          <w:szCs w:val="24"/>
-        </w:rPr>
-      </w:r>
-      <w:r>
-        <w:rPr>
-          <w:rFonts w:eastAsia="Bookman Old Style" w:cs="Bookman Old Style" w:ascii="Bookman Old Style" w:hAnsi="Bookman Old Style"/>
-          <w:color w:val="000000"/>
-          <w:sz w:val="24"/>
-          <w:szCs w:val="24"/>
-        </w:rPr>
-      </w:r>
-      <w:r>
-        <w:rPr>
-          <w:rFonts w:eastAsia="Bookman Old Style" w:cs="Bookman Old Style" w:ascii="Bookman Old Style" w:hAnsi="Bookman Old Style"/>
-          <w:sz w:val="24"/>
-          <w:szCs w:val="24"/>
-        </w:rPr>
       </w:r>
     </w:p>
     <w:p>
@@ -667,13 +608,6 @@
               </w:rPr>
               <w:t>Dompu, ${tgl_teks} ${bln_teks} 2026</w:t>
             </w:r>
-            <w:r>
-              <w:rPr>
-                <w:rFonts w:eastAsia="Bookman Old Style" w:cs="Bookman Old Style" w:ascii="Bookman Old Style" w:hAnsi="Bookman Old Style"/>
-                <w:sz w:val="24"/>
-                <w:szCs w:val="24"/>
-              </w:rPr>
-            </w:r>
           </w:p>
           <w:p>
             <w:pPr>
@@ -729,12 +663,23 @@
             </w:pPr>
             <w:r>
               <w:rPr>
-                <w:rFonts w:eastAsia="Bookman Old Style" w:cs="Bookman Old Style" w:ascii="Bookman Old Style" w:hAnsi="Bookman Old Style"/>
                 <w:color w:val="auto"/>
-                <w:sz w:val="24"/>
-                <w:szCs w:val="24"/>
               </w:rPr>
-              <w:t>(TTD)</w:t>
+            </w:r>
+          </w:p>
+          <w:p>
+            <w:pPr>
+              <w:pStyle w:val="normal1"/>
+              <w:spacing w:lineRule="auto" w:line="240" w:before="240" w:after="0"/>
+              <w:jc w:val="center"/>
+              <w:rPr>
+                <w:color w:val="auto"/>
+              </w:rPr>
+            </w:pPr>
+            <w:r>
+              <w:rPr>
+                <w:color w:val="auto"/>
+              </w:rPr>
             </w:r>
           </w:p>
           <w:p>
@@ -905,7 +850,12 @@
       </w:r>
     </w:p>
     <w:p>
-      <w:r>
+      <w:pPr>
+        <w:pStyle w:val="normal1"/>
+        <w:rPr/>
+      </w:pPr>
+      <w:r>
+        <w:rPr/>
         <w:t>${table}</w:t>
       </w:r>
     </w:p>
@@ -1004,216 +954,6 @@
         </w:rPr>
       </w:r>
     </w:p>
-    <w:tbl>
-      <w:tblPr>
-        <w:tblStyle w:val="Table3"/>
-        <w:tblW w:w="13860" w:type="dxa"/>
-        <w:jc w:val="center"/>
-        <w:tblInd w:w="0" w:type="dxa"/>
-        <w:tblLayout w:type="fixed"/>
-        <w:tblCellMar>
-          <w:top w:w="0" w:type="dxa"/>
-          <w:start w:w="115" w:type="dxa"/>
-          <w:bottom w:w="0" w:type="dxa"/>
-          <w:end w:w="115" w:type="dxa"/>
-        </w:tblCellMar>
-        <w:tblLook w:val="0400"/>
-      </w:tblPr>
-      <w:tblGrid>
-        <w:gridCol w:w="6929"/>
-        <w:gridCol w:w="6931"/>
-      </w:tblGrid>
-      <w:tr>
-        <w:trPr>
-          <w:trHeight w:val="1250" w:hRule="atLeast"/>
-        </w:trPr>
-        <w:tc>
-          <w:tcPr>
-            <w:tcW w:w="6929" w:type="dxa"/>
-            <w:tcBorders/>
-          </w:tcPr>
-          <w:p>
-            <w:pPr>
-              <w:pStyle w:val="normal1"/>
-              <w:spacing w:lineRule="auto" w:line="240" w:before="0" w:after="0"/>
-              <w:jc w:val="center"/>
-              <w:rPr>
-                <w:rFonts w:ascii="Times New Roman" w:hAnsi="Times New Roman" w:eastAsia="Times New Roman" w:cs="Times New Roman"/>
-                <w:sz w:val="24"/>
-                <w:szCs w:val="24"/>
-              </w:rPr>
-            </w:pPr>
-            <w:r>
-              <w:rPr>
-                <w:rFonts w:eastAsia="Bookman Old Style" w:cs="Bookman Old Style" w:ascii="Bookman Old Style" w:hAnsi="Bookman Old Style"/>
-                <w:color w:val="000000"/>
-                <w:sz w:val="24"/>
-                <w:szCs w:val="24"/>
-              </w:rPr>
-              <w:br/>
-            </w:r>
-          </w:p>
-        </w:tc>
-        <w:tc>
-          <w:tcPr>
-            <w:tcW w:w="6931" w:type="dxa"/>
-            <w:tcBorders/>
-          </w:tcPr>
-          <w:p>
-            <w:pPr>
-              <w:pStyle w:val="normal1"/>
-              <w:spacing w:lineRule="auto" w:line="240" w:before="0" w:after="0"/>
-              <w:jc w:val="center"/>
-              <w:rPr>
-                <w:rFonts w:ascii="Bookman Old Style" w:hAnsi="Bookman Old Style" w:eastAsia="Bookman Old Style" w:cs="Bookman Old Style"/>
-                <w:sz w:val="24"/>
-                <w:szCs w:val="24"/>
-              </w:rPr>
-            </w:pPr>
-            <w:r>
-              <w:rPr>
-                <w:rFonts w:eastAsia="Bookman Old Style" w:cs="Bookman Old Style" w:ascii="Bookman Old Style" w:hAnsi="Bookman Old Style"/>
-                <w:sz w:val="24"/>
-                <w:szCs w:val="24"/>
-              </w:rPr>
-            </w:r>
-          </w:p>
-          <w:p>
-            <w:pPr>
-              <w:pStyle w:val="normal1"/>
-              <w:spacing w:lineRule="auto" w:line="240" w:before="0" w:after="0"/>
-              <w:jc w:val="center"/>
-              <w:rPr>
-                <w:rFonts w:ascii="Bookman Old Style" w:hAnsi="Bookman Old Style" w:eastAsia="Bookman Old Style" w:cs="Bookman Old Style"/>
-                <w:sz w:val="24"/>
-                <w:szCs w:val="24"/>
-              </w:rPr>
-            </w:pPr>
-            <w:r>
-              <w:rPr>
-                <w:rFonts w:eastAsia="Bookman Old Style" w:cs="Bookman Old Style" w:ascii="Bookman Old Style" w:hAnsi="Bookman Old Style"/>
-                <w:sz w:val="24"/>
-                <w:szCs w:val="24"/>
-              </w:rPr>
-            </w:r>
-          </w:p>
-          <w:p>
-            <w:pPr>
-              <w:pStyle w:val="normal1"/>
-              <w:spacing w:lineRule="auto" w:line="240" w:before="0" w:after="0"/>
-              <w:jc w:val="center"/>
-              <w:rPr>
-                <w:rFonts w:ascii="Bookman Old Style" w:hAnsi="Bookman Old Style" w:eastAsia="Bookman Old Style" w:cs="Bookman Old Style"/>
-                <w:sz w:val="24"/>
-                <w:szCs w:val="24"/>
-              </w:rPr>
-            </w:pPr>
-            <w:r>
-              <w:rPr>
-                <w:rFonts w:eastAsia="Bookman Old Style" w:cs="Bookman Old Style" w:ascii="Bookman Old Style" w:hAnsi="Bookman Old Style"/>
-                <w:sz w:val="24"/>
-                <w:szCs w:val="24"/>
-              </w:rPr>
-            </w:r>
-          </w:p>
-          <w:p>
-            <w:pPr>
-              <w:pStyle w:val="normal1"/>
-              <w:spacing w:lineRule="auto" w:line="240" w:before="0" w:after="0"/>
-              <w:jc w:val="center"/>
-              <w:rPr>
-                <w:rFonts w:ascii="Bookman Old Style" w:hAnsi="Bookman Old Style" w:eastAsia="Bookman Old Style" w:cs="Bookman Old Style"/>
-                <w:sz w:val="24"/>
-                <w:szCs w:val="24"/>
-              </w:rPr>
-            </w:pPr>
-            <w:r>
-              <w:rPr>
-                <w:rFonts w:eastAsia="Bookman Old Style" w:cs="Bookman Old Style" w:ascii="Bookman Old Style" w:hAnsi="Bookman Old Style"/>
-                <w:sz w:val="24"/>
-                <w:szCs w:val="24"/>
-              </w:rPr>
-            </w:r>
-          </w:p>
-          <w:p>
-            <w:pPr>
-              <w:pStyle w:val="normal1"/>
-              <w:spacing w:lineRule="auto" w:line="240" w:before="0" w:after="0"/>
-              <w:jc w:val="center"/>
-              <w:rPr>
-                <w:rFonts w:ascii="Bookman Old Style" w:hAnsi="Bookman Old Style" w:eastAsia="Bookman Old Style" w:cs="Bookman Old Style"/>
-                <w:sz w:val="24"/>
-                <w:szCs w:val="24"/>
-              </w:rPr>
-            </w:pPr>
-            <w:r>
-              <w:rPr>
-                <w:rFonts w:eastAsia="Bookman Old Style" w:cs="Bookman Old Style" w:ascii="Bookman Old Style" w:hAnsi="Bookman Old Style"/>
-                <w:sz w:val="24"/>
-                <w:szCs w:val="24"/>
-              </w:rPr>
-            </w:r>
-          </w:p>
-          <w:p>
-            <w:pPr>
-              <w:pStyle w:val="normal1"/>
-              <w:spacing w:lineRule="auto" w:line="240" w:before="0" w:after="0"/>
-              <w:jc w:val="center"/>
-              <w:rPr>
-                <w:rFonts w:ascii="Bookman Old Style" w:hAnsi="Bookman Old Style" w:eastAsia="Bookman Old Style" w:cs="Bookman Old Style"/>
-                <w:sz w:val="24"/>
-                <w:szCs w:val="24"/>
-              </w:rPr>
-            </w:pPr>
-            <w:r>
-              <w:rPr>
-                <w:rFonts w:eastAsia="Bookman Old Style" w:cs="Bookman Old Style" w:ascii="Bookman Old Style" w:hAnsi="Bookman Old Style"/>
-                <w:sz w:val="24"/>
-                <w:szCs w:val="24"/>
-              </w:rPr>
-            </w:r>
-          </w:p>
-          <w:p>
-            <w:pPr>
-              <w:pStyle w:val="normal1"/>
-              <w:spacing w:lineRule="auto" w:line="240" w:before="0" w:after="0"/>
-              <w:jc w:val="center"/>
-              <w:rPr>
-                <w:rFonts w:ascii="Bookman Old Style" w:hAnsi="Bookman Old Style" w:eastAsia="Bookman Old Style" w:cs="Bookman Old Style"/>
-                <w:sz w:val="24"/>
-                <w:szCs w:val="24"/>
-              </w:rPr>
-            </w:pPr>
-            <w:r>
-              <w:rPr>
-                <w:rFonts w:eastAsia="Bookman Old Style" w:cs="Bookman Old Style" w:ascii="Bookman Old Style" w:hAnsi="Bookman Old Style"/>
-                <w:sz w:val="24"/>
-                <w:szCs w:val="24"/>
-              </w:rPr>
-            </w:r>
-          </w:p>
-          <w:p>
-            <w:pPr>
-              <w:pStyle w:val="normal1"/>
-              <w:spacing w:lineRule="auto" w:line="240" w:before="0" w:after="0"/>
-              <w:jc w:val="center"/>
-              <w:rPr>
-                <w:rFonts w:ascii="Times New Roman" w:hAnsi="Times New Roman" w:eastAsia="Times New Roman" w:cs="Times New Roman"/>
-                <w:sz w:val="24"/>
-                <w:szCs w:val="24"/>
-              </w:rPr>
-            </w:pPr>
-            <w:r>
-              <w:rPr>
-                <w:rFonts w:eastAsia="Times New Roman" w:cs="Times New Roman" w:ascii="Times New Roman" w:hAnsi="Times New Roman"/>
-                <w:sz w:val="24"/>
-                <w:szCs w:val="24"/>
-              </w:rPr>
-            </w:r>
-          </w:p>
-        </w:tc>
-      </w:tr>
-    </w:tbl>
     <w:p>
       <w:pPr>
         <w:pStyle w:val="normal1"/>
@@ -1331,6 +1071,242 @@
           <w:sz w:val="24"/>
           <w:szCs w:val="24"/>
         </w:rPr>
+      </w:r>
+    </w:p>
+    <w:p>
+      <w:pPr>
+        <w:pStyle w:val="normal1"/>
+        <w:widowControl w:val="false"/>
+        <w:spacing w:lineRule="auto" w:line="276" w:before="0" w:after="0"/>
+        <w:ind w:firstLine="8820" w:start="360"/>
+        <w:rPr>
+          <w:rFonts w:ascii="Bookman Old Style" w:hAnsi="Bookman Old Style" w:eastAsia="Bookman Old Style" w:cs="Bookman Old Style"/>
+          <w:sz w:val="24"/>
+          <w:szCs w:val="24"/>
+        </w:rPr>
+      </w:pPr>
+      <w:r>
+        <w:rPr>
+          <w:rFonts w:eastAsia="Bookman Old Style" w:cs="Bookman Old Style" w:ascii="Bookman Old Style" w:hAnsi="Bookman Old Style"/>
+          <w:sz w:val="24"/>
+          <w:szCs w:val="24"/>
+        </w:rPr>
+      </w:r>
+    </w:p>
+    <w:p>
+      <w:pPr>
+        <w:pStyle w:val="normal1"/>
+        <w:widowControl w:val="false"/>
+        <w:spacing w:lineRule="auto" w:line="276" w:before="0" w:after="0"/>
+        <w:ind w:firstLine="8820" w:start="360"/>
+        <w:rPr>
+          <w:rFonts w:ascii="Bookman Old Style" w:hAnsi="Bookman Old Style" w:eastAsia="Bookman Old Style" w:cs="Bookman Old Style"/>
+          <w:sz w:val="24"/>
+          <w:szCs w:val="24"/>
+        </w:rPr>
+      </w:pPr>
+      <w:r>
+        <w:rPr>
+          <w:rFonts w:eastAsia="Bookman Old Style" w:cs="Bookman Old Style" w:ascii="Bookman Old Style" w:hAnsi="Bookman Old Style"/>
+          <w:sz w:val="24"/>
+          <w:szCs w:val="24"/>
+        </w:rPr>
+      </w:r>
+    </w:p>
+    <w:p>
+      <w:pPr>
+        <w:pStyle w:val="normal1"/>
+        <w:widowControl w:val="false"/>
+        <w:spacing w:lineRule="auto" w:line="276" w:before="0" w:after="0"/>
+        <w:ind w:firstLine="8820" w:start="360"/>
+        <w:rPr>
+          <w:rFonts w:ascii="Bookman Old Style" w:hAnsi="Bookman Old Style" w:eastAsia="Bookman Old Style" w:cs="Bookman Old Style"/>
+          <w:sz w:val="24"/>
+          <w:szCs w:val="24"/>
+        </w:rPr>
+      </w:pPr>
+      <w:r>
+        <w:rPr>
+          <w:rFonts w:eastAsia="Bookman Old Style" w:cs="Bookman Old Style" w:ascii="Bookman Old Style" w:hAnsi="Bookman Old Style"/>
+          <w:sz w:val="24"/>
+          <w:szCs w:val="24"/>
+        </w:rPr>
+      </w:r>
+    </w:p>
+    <w:p>
+      <w:pPr>
+        <w:pStyle w:val="normal1"/>
+        <w:widowControl w:val="false"/>
+        <w:spacing w:lineRule="auto" w:line="276" w:before="0" w:after="0"/>
+        <w:ind w:firstLine="8820" w:start="360"/>
+        <w:rPr>
+          <w:rFonts w:ascii="Bookman Old Style" w:hAnsi="Bookman Old Style" w:eastAsia="Bookman Old Style" w:cs="Bookman Old Style"/>
+          <w:sz w:val="24"/>
+          <w:szCs w:val="24"/>
+        </w:rPr>
+      </w:pPr>
+      <w:r>
+        <w:rPr>
+          <w:rFonts w:eastAsia="Bookman Old Style" w:cs="Bookman Old Style" w:ascii="Bookman Old Style" w:hAnsi="Bookman Old Style"/>
+          <w:sz w:val="24"/>
+          <w:szCs w:val="24"/>
+        </w:rPr>
+      </w:r>
+    </w:p>
+    <w:p>
+      <w:pPr>
+        <w:pStyle w:val="normal1"/>
+        <w:widowControl w:val="false"/>
+        <w:spacing w:lineRule="auto" w:line="276" w:before="0" w:after="0"/>
+        <w:ind w:firstLine="8820" w:start="360"/>
+        <w:rPr>
+          <w:rFonts w:ascii="Bookman Old Style" w:hAnsi="Bookman Old Style" w:eastAsia="Bookman Old Style" w:cs="Bookman Old Style"/>
+          <w:sz w:val="24"/>
+          <w:szCs w:val="24"/>
+        </w:rPr>
+      </w:pPr>
+      <w:r>
+        <w:rPr>
+          <w:rFonts w:eastAsia="Bookman Old Style" w:cs="Bookman Old Style" w:ascii="Bookman Old Style" w:hAnsi="Bookman Old Style"/>
+          <w:sz w:val="24"/>
+          <w:szCs w:val="24"/>
+        </w:rPr>
+      </w:r>
+    </w:p>
+    <w:p>
+      <w:pPr>
+        <w:pStyle w:val="normal1"/>
+        <w:widowControl w:val="false"/>
+        <w:spacing w:lineRule="auto" w:line="276" w:before="0" w:after="0"/>
+        <w:ind w:firstLine="8820" w:start="360"/>
+        <w:rPr>
+          <w:rFonts w:ascii="Bookman Old Style" w:hAnsi="Bookman Old Style" w:eastAsia="Bookman Old Style" w:cs="Bookman Old Style"/>
+          <w:sz w:val="24"/>
+          <w:szCs w:val="24"/>
+        </w:rPr>
+      </w:pPr>
+      <w:r>
+        <w:rPr>
+          <w:rFonts w:eastAsia="Bookman Old Style" w:cs="Bookman Old Style" w:ascii="Bookman Old Style" w:hAnsi="Bookman Old Style"/>
+          <w:sz w:val="24"/>
+          <w:szCs w:val="24"/>
+        </w:rPr>
+      </w:r>
+    </w:p>
+    <w:p>
+      <w:pPr>
+        <w:pStyle w:val="normal1"/>
+        <w:widowControl w:val="false"/>
+        <w:spacing w:lineRule="auto" w:line="276" w:before="0" w:after="0"/>
+        <w:ind w:firstLine="8820" w:start="360"/>
+        <w:rPr>
+          <w:rFonts w:ascii="Bookman Old Style" w:hAnsi="Bookman Old Style" w:eastAsia="Bookman Old Style" w:cs="Bookman Old Style"/>
+          <w:sz w:val="24"/>
+          <w:szCs w:val="24"/>
+        </w:rPr>
+      </w:pPr>
+      <w:r>
+        <w:rPr>
+          <w:rFonts w:eastAsia="Bookman Old Style" w:cs="Bookman Old Style" w:ascii="Bookman Old Style" w:hAnsi="Bookman Old Style"/>
+          <w:sz w:val="24"/>
+          <w:szCs w:val="24"/>
+        </w:rPr>
+      </w:r>
+    </w:p>
+    <w:p>
+      <w:pPr>
+        <w:pStyle w:val="normal1"/>
+        <w:widowControl w:val="false"/>
+        <w:spacing w:lineRule="auto" w:line="276" w:before="0" w:after="0"/>
+        <w:ind w:firstLine="8820" w:start="360"/>
+        <w:rPr>
+          <w:rFonts w:ascii="Bookman Old Style" w:hAnsi="Bookman Old Style" w:eastAsia="Bookman Old Style" w:cs="Bookman Old Style"/>
+          <w:sz w:val="24"/>
+          <w:szCs w:val="24"/>
+        </w:rPr>
+      </w:pPr>
+      <w:r>
+        <w:rPr>
+          <w:rFonts w:eastAsia="Bookman Old Style" w:cs="Bookman Old Style" w:ascii="Bookman Old Style" w:hAnsi="Bookman Old Style"/>
+          <w:sz w:val="24"/>
+          <w:szCs w:val="24"/>
+        </w:rPr>
+      </w:r>
+    </w:p>
+    <w:p>
+      <w:pPr>
+        <w:pStyle w:val="normal1"/>
+        <w:widowControl w:val="false"/>
+        <w:spacing w:lineRule="auto" w:line="276" w:before="0" w:after="0"/>
+        <w:ind w:firstLine="8820" w:start="360"/>
+        <w:rPr>
+          <w:rFonts w:ascii="Bookman Old Style" w:hAnsi="Bookman Old Style" w:eastAsia="Bookman Old Style" w:cs="Bookman Old Style"/>
+          <w:sz w:val="24"/>
+          <w:szCs w:val="24"/>
+        </w:rPr>
+      </w:pPr>
+      <w:r>
+        <w:rPr>
+          <w:rFonts w:eastAsia="Bookman Old Style" w:cs="Bookman Old Style" w:ascii="Bookman Old Style" w:hAnsi="Bookman Old Style"/>
+          <w:sz w:val="24"/>
+          <w:szCs w:val="24"/>
+        </w:rPr>
+      </w:r>
+    </w:p>
+    <w:p>
+      <w:pPr>
+        <w:pStyle w:val="normal1"/>
+        <w:widowControl w:val="false"/>
+        <w:spacing w:lineRule="auto" w:line="276" w:before="0" w:after="0"/>
+        <w:ind w:firstLine="8820" w:start="360"/>
+        <w:rPr>
+          <w:rFonts w:ascii="Bookman Old Style" w:hAnsi="Bookman Old Style" w:eastAsia="Bookman Old Style" w:cs="Bookman Old Style"/>
+          <w:sz w:val="24"/>
+          <w:szCs w:val="24"/>
+        </w:rPr>
+      </w:pPr>
+      <w:r>
+        <w:rPr>
+          <w:rFonts w:eastAsia="Bookman Old Style" w:cs="Bookman Old Style" w:ascii="Bookman Old Style" w:hAnsi="Bookman Old Style"/>
+          <w:sz w:val="24"/>
+          <w:szCs w:val="24"/>
+        </w:rPr>
+      </w:r>
+    </w:p>
+    <w:p>
+      <w:pPr>
+        <w:pStyle w:val="normal1"/>
+        <w:widowControl w:val="false"/>
+        <w:spacing w:lineRule="auto" w:line="276" w:before="0" w:after="0"/>
+        <w:ind w:firstLine="8820" w:start="360"/>
+        <w:rPr>
+          <w:rFonts w:ascii="Bookman Old Style" w:hAnsi="Bookman Old Style" w:eastAsia="Bookman Old Style" w:cs="Bookman Old Style"/>
+          <w:sz w:val="24"/>
+          <w:szCs w:val="24"/>
+        </w:rPr>
+      </w:pPr>
+      <w:r>
+        <w:rPr>
+          <w:rFonts w:eastAsia="Bookman Old Style" w:cs="Bookman Old Style" w:ascii="Bookman Old Style" w:hAnsi="Bookman Old Style"/>
+          <w:sz w:val="24"/>
+          <w:szCs w:val="24"/>
+        </w:rPr>
+      </w:r>
+    </w:p>
+    <w:p>
+      <w:pPr>
+        <w:pStyle w:val="normal1"/>
+        <w:widowControl w:val="false"/>
+        <w:spacing w:lineRule="auto" w:line="276" w:before="0" w:after="0"/>
+        <w:ind w:firstLine="8820" w:start="360"/>
+        <w:rPr/>
+      </w:pPr>
+      <w:r>
+        <w:rPr>
+          <w:rFonts w:eastAsia="Bookman Old Style" w:cs="Bookman Old Style" w:ascii="Bookman Old Style" w:hAnsi="Bookman Old Style"/>
+          <w:sz w:val="24"/>
+          <w:szCs w:val="24"/>
+        </w:rPr>
         <w:t>Yang membuat pernyataan,</w:t>
       </w:r>
     </w:p>
@@ -1372,7 +1348,46 @@
           <w:sz w:val="24"/>
           <w:szCs w:val="24"/>
         </w:rPr>
-        <w:t>(TTD)</w:t>
+      </w:r>
+    </w:p>
+    <w:p>
+      <w:pPr>
+        <w:pStyle w:val="normal1"/>
+        <w:widowControl w:val="false"/>
+        <w:spacing w:lineRule="auto" w:line="276" w:before="0" w:after="0"/>
+        <w:ind w:firstLine="8820" w:start="1800"/>
+        <w:rPr>
+          <w:rFonts w:ascii="Bookman Old Style" w:hAnsi="Bookman Old Style" w:eastAsia="Bookman Old Style" w:cs="Bookman Old Style"/>
+          <w:sz w:val="24"/>
+          <w:szCs w:val="24"/>
+        </w:rPr>
+      </w:pPr>
+      <w:r>
+        <w:rPr>
+          <w:rFonts w:eastAsia="Bookman Old Style" w:cs="Bookman Old Style" w:ascii="Bookman Old Style" w:hAnsi="Bookman Old Style"/>
+          <w:sz w:val="24"/>
+          <w:szCs w:val="24"/>
+        </w:rPr>
+      </w:r>
+    </w:p>
+    <w:p>
+      <w:pPr>
+        <w:pStyle w:val="normal1"/>
+        <w:widowControl w:val="false"/>
+        <w:spacing w:lineRule="auto" w:line="276" w:before="0" w:after="0"/>
+        <w:ind w:firstLine="8820" w:start="1800"/>
+        <w:rPr>
+          <w:rFonts w:ascii="Bookman Old Style" w:hAnsi="Bookman Old Style" w:eastAsia="Bookman Old Style" w:cs="Bookman Old Style"/>
+          <w:sz w:val="24"/>
+          <w:szCs w:val="24"/>
+        </w:rPr>
+      </w:pPr>
+      <w:r>
+        <w:rPr>
+          <w:rFonts w:eastAsia="Bookman Old Style" w:cs="Bookman Old Style" w:ascii="Bookman Old Style" w:hAnsi="Bookman Old Style"/>
+          <w:sz w:val="24"/>
+          <w:szCs w:val="24"/>
+        </w:rPr>
       </w:r>
     </w:p>
     <w:p>
@@ -1381,11 +1396,7 @@
         <w:widowControl w:val="false"/>
         <w:spacing w:lineRule="auto" w:line="276" w:before="0" w:after="0"/>
         <w:ind w:firstLine="8820" w:start="360"/>
-        <w:rPr>
-          <w:rFonts w:ascii="Bookman Old Style" w:hAnsi="Bookman Old Style" w:eastAsia="Bookman Old Style" w:cs="Bookman Old Style"/>
-          <w:sz w:val="24"/>
-          <w:szCs w:val="24"/>
-        </w:rPr>
+        <w:rPr/>
       </w:pPr>
       <w:r>
         <w:rPr>
@@ -1402,11 +1413,7 @@
         <w:widowControl w:val="false"/>
         <w:spacing w:lineRule="auto" w:line="240" w:before="0" w:after="0"/>
         <w:ind w:firstLine="8820" w:start="360"/>
-        <w:rPr>
-          <w:rFonts w:ascii="Bookman Old Style" w:hAnsi="Bookman Old Style" w:eastAsia="Bookman Old Style" w:cs="Bookman Old Style"/>
-          <w:sz w:val="24"/>
-          <w:szCs w:val="24"/>
-        </w:rPr>
+        <w:rPr/>
       </w:pPr>
       <w:r>
         <w:rPr>
@@ -1518,7 +1525,6 @@
           <w:sz w:val="24"/>
           <w:szCs w:val="24"/>
         </w:rPr>
-        <w:t>(TTD)</w:t>
       </w:r>
     </w:p>
     <w:p>
@@ -1539,6 +1545,46 @@
           <w:sz w:val="24"/>
           <w:szCs w:val="24"/>
         </w:rPr>
+      </w:r>
+    </w:p>
+    <w:p>
+      <w:pPr>
+        <w:pStyle w:val="normal1"/>
+        <w:widowControl w:val="false"/>
+        <w:spacing w:lineRule="auto" w:line="276" w:before="0" w:after="0"/>
+        <w:ind w:hanging="0" w:start="360"/>
+        <w:rPr>
+          <w:rFonts w:ascii="Bookman Old Style" w:hAnsi="Bookman Old Style" w:eastAsia="Bookman Old Style" w:cs="Bookman Old Style"/>
+          <w:sz w:val="24"/>
+          <w:szCs w:val="24"/>
+        </w:rPr>
+      </w:pPr>
+      <w:r>
+        <w:rPr>
+          <w:rFonts w:eastAsia="Bookman Old Style" w:cs="Bookman Old Style" w:ascii="Bookman Old Style" w:hAnsi="Bookman Old Style"/>
+          <w:sz w:val="24"/>
+          <w:szCs w:val="24"/>
+        </w:rPr>
+      </w:r>
+    </w:p>
+    <w:p>
+      <w:pPr>
+        <w:pStyle w:val="normal1"/>
+        <w:widowControl w:val="false"/>
+        <w:spacing w:lineRule="auto" w:line="276" w:before="0" w:after="0"/>
+        <w:ind w:hanging="0" w:start="360"/>
+        <w:rPr>
+          <w:rFonts w:ascii="Bookman Old Style" w:hAnsi="Bookman Old Style" w:eastAsia="Bookman Old Style" w:cs="Bookman Old Style"/>
+          <w:sz w:val="24"/>
+          <w:szCs w:val="24"/>
+        </w:rPr>
+      </w:pPr>
+      <w:r>
+        <w:rPr>
+          <w:rFonts w:eastAsia="Bookman Old Style" w:cs="Bookman Old Style" w:ascii="Bookman Old Style" w:hAnsi="Bookman Old Style"/>
+          <w:sz w:val="24"/>
+          <w:szCs w:val="24"/>
+        </w:rPr>
         <w:t xml:space="preserve"> </w:t>
       </w:r>
     </w:p>
@@ -1605,8 +1651,10 @@
       </w:r>
     </w:p>
     <w:sectPr>
-      <w:headerReference w:type="default" r:id="rId10"/>
-      <w:headerReference w:type="first" r:id="rId11"/>
+      <w:headerReference w:type="even" r:id="rId8"/>
+      <w:headerReference w:type="default" r:id="rId9"/>
+      <w:headerReference w:type="first" r:id="rId10"/>
+      <w:footerReference w:type="even" r:id="rId11"/>
       <w:footerReference w:type="default" r:id="rId12"/>
       <w:footerReference w:type="first" r:id="rId13"/>
       <w:type w:val="nextPage"/>
@@ -1686,7 +1734,31 @@
 
 <file path=word/footer5.xml><?xml version="1.0" encoding="utf-8"?>
 <w:ftr xmlns:o="urn:schemas-microsoft-com:office:office" xmlns:r="http://schemas.openxmlformats.org/officeDocument/2006/relationships" xmlns:v="urn:schemas-microsoft-com:vml" xmlns:w="http://schemas.openxmlformats.org/wordprocessingml/2006/main" xmlns:w10="urn:schemas-microsoft-com:office:word" xmlns:wp="http://schemas.openxmlformats.org/drawingml/2006/wordprocessingDrawing" xmlns:pic="http://schemas.openxmlformats.org/drawingml/2006/picture" xmlns:wps="http://schemas.microsoft.com/office/word/2010/wordprocessingShape" xmlns:wpg="http://schemas.microsoft.com/office/word/2010/wordprocessingGroup" xmlns:mc="http://schemas.openxmlformats.org/markup-compatibility/2006" xmlns:wp14="http://schemas.microsoft.com/office/word/2010/wordprocessingDrawing" xmlns:w14="http://schemas.microsoft.com/office/word/2010/wordml" xmlns:w15="http://schemas.microsoft.com/office/word/2012/wordml" mc:Ignorable="w14 wp14 w15">
-  <w:p/>
+  <w:p>
+    <w:pPr>
+      <w:pStyle w:val="Footer"/>
+      <w:spacing w:before="0" w:after="160"/>
+      <w:rPr/>
+    </w:pPr>
+    <w:r>
+      <w:rPr/>
+    </w:r>
+  </w:p>
+</w:ftr>
+</file>
+
+<file path=word/footer6.xml><?xml version="1.0" encoding="utf-8"?>
+<w:ftr xmlns:o="urn:schemas-microsoft-com:office:office" xmlns:r="http://schemas.openxmlformats.org/officeDocument/2006/relationships" xmlns:v="urn:schemas-microsoft-com:vml" xmlns:w="http://schemas.openxmlformats.org/wordprocessingml/2006/main" xmlns:w10="urn:schemas-microsoft-com:office:word" xmlns:wp="http://schemas.openxmlformats.org/drawingml/2006/wordprocessingDrawing" xmlns:pic="http://schemas.openxmlformats.org/drawingml/2006/picture" xmlns:wps="http://schemas.microsoft.com/office/word/2010/wordprocessingShape" xmlns:wpg="http://schemas.microsoft.com/office/word/2010/wordprocessingGroup" xmlns:mc="http://schemas.openxmlformats.org/markup-compatibility/2006" xmlns:wp14="http://schemas.microsoft.com/office/word/2010/wordprocessingDrawing" xmlns:w14="http://schemas.microsoft.com/office/word/2010/wordml" xmlns:w15="http://schemas.microsoft.com/office/word/2012/wordml" mc:Ignorable="w14 wp14 w15">
+  <w:p>
+    <w:pPr>
+      <w:pStyle w:val="Footer"/>
+      <w:spacing w:before="0" w:after="160"/>
+      <w:rPr/>
+    </w:pPr>
+    <w:r>
+      <w:rPr/>
+    </w:r>
+  </w:p>
 </w:ftr>
 </file>
 
@@ -1778,6 +1850,21 @@
 <w:hdr xmlns:o="urn:schemas-microsoft-com:office:office" xmlns:r="http://schemas.openxmlformats.org/officeDocument/2006/relationships" xmlns:v="urn:schemas-microsoft-com:vml" xmlns:w="http://schemas.openxmlformats.org/wordprocessingml/2006/main" xmlns:w10="urn:schemas-microsoft-com:office:word" xmlns:wp="http://schemas.openxmlformats.org/drawingml/2006/wordprocessingDrawing" xmlns:pic="http://schemas.openxmlformats.org/drawingml/2006/picture" xmlns:wps="http://schemas.microsoft.com/office/word/2010/wordprocessingShape" xmlns:wpg="http://schemas.microsoft.com/office/word/2010/wordprocessingGroup" xmlns:mc="http://schemas.openxmlformats.org/markup-compatibility/2006" xmlns:wp14="http://schemas.microsoft.com/office/word/2010/wordprocessingDrawing" xmlns:w14="http://schemas.microsoft.com/office/word/2010/wordml" xmlns:w15="http://schemas.microsoft.com/office/word/2012/wordml" mc:Ignorable="w14 wp14 w15">
   <w:p>
     <w:pPr>
+      <w:pStyle w:val="Header"/>
+      <w:spacing w:before="0" w:after="160"/>
+      <w:rPr/>
+    </w:pPr>
+    <w:r>
+      <w:rPr/>
+    </w:r>
+  </w:p>
+</w:hdr>
+</file>
+
+<file path=word/header5.xml><?xml version="1.0" encoding="utf-8"?>
+<w:hdr xmlns:o="urn:schemas-microsoft-com:office:office" xmlns:r="http://schemas.openxmlformats.org/officeDocument/2006/relationships" xmlns:v="urn:schemas-microsoft-com:vml" xmlns:w="http://schemas.openxmlformats.org/wordprocessingml/2006/main" xmlns:w10="urn:schemas-microsoft-com:office:word" xmlns:wp="http://schemas.openxmlformats.org/drawingml/2006/wordprocessingDrawing" xmlns:pic="http://schemas.openxmlformats.org/drawingml/2006/picture" xmlns:wps="http://schemas.microsoft.com/office/word/2010/wordprocessingShape" xmlns:wpg="http://schemas.microsoft.com/office/word/2010/wordprocessingGroup" xmlns:mc="http://schemas.openxmlformats.org/markup-compatibility/2006" xmlns:wp14="http://schemas.microsoft.com/office/word/2010/wordprocessingDrawing" xmlns:w14="http://schemas.microsoft.com/office/word/2010/wordml" xmlns:w15="http://schemas.microsoft.com/office/word/2012/wordml" mc:Ignorable="w14 wp14 w15">
+  <w:p>
+    <w:pPr>
       <w:pStyle w:val="normal1"/>
       <w:widowControl w:val="false"/>
       <w:tabs>
@@ -1825,9 +1912,54 @@
 </w:hdr>
 </file>
 
-<file path=word/header5.xml><?xml version="1.0" encoding="utf-8"?>
+<file path=word/header6.xml><?xml version="1.0" encoding="utf-8"?>
 <w:hdr xmlns:o="urn:schemas-microsoft-com:office:office" xmlns:r="http://schemas.openxmlformats.org/officeDocument/2006/relationships" xmlns:v="urn:schemas-microsoft-com:vml" xmlns:w="http://schemas.openxmlformats.org/wordprocessingml/2006/main" xmlns:w10="urn:schemas-microsoft-com:office:word" xmlns:wp="http://schemas.openxmlformats.org/drawingml/2006/wordprocessingDrawing" xmlns:pic="http://schemas.openxmlformats.org/drawingml/2006/picture" xmlns:wps="http://schemas.microsoft.com/office/word/2010/wordprocessingShape" xmlns:wpg="http://schemas.microsoft.com/office/word/2010/wordprocessingGroup" xmlns:mc="http://schemas.openxmlformats.org/markup-compatibility/2006" xmlns:wp14="http://schemas.microsoft.com/office/word/2010/wordprocessingDrawing" xmlns:w14="http://schemas.microsoft.com/office/word/2010/wordml" xmlns:w15="http://schemas.microsoft.com/office/word/2012/wordml" mc:Ignorable="w14 wp14 w15">
-  <w:p/>
+  <w:p>
+    <w:pPr>
+      <w:pStyle w:val="normal1"/>
+      <w:widowControl w:val="false"/>
+      <w:tabs>
+        <w:tab w:val="clear" w:pos="720"/>
+        <w:tab w:val="center" w:pos="4513" w:leader="none"/>
+        <w:tab w:val="right" w:pos="9026" w:leader="none"/>
+      </w:tabs>
+      <w:spacing w:lineRule="auto" w:line="240" w:before="0" w:after="0"/>
+      <w:jc w:val="center"/>
+      <w:rPr/>
+    </w:pPr>
+    <w:r>
+      <w:rPr>
+        <w:rFonts w:eastAsia="Bookman Old Style" w:cs="Bookman Old Style" w:ascii="Bookman Old Style" w:hAnsi="Bookman Old Style"/>
+      </w:rPr>
+      <w:t>-</w:t>
+    </w:r>
+    <w:r>
+      <w:rPr/>
+      <w:fldChar w:fldCharType="begin"/>
+    </w:r>
+    <w:r>
+      <w:rPr/>
+      <w:instrText xml:space="preserve"> PAGE </w:instrText>
+    </w:r>
+    <w:r>
+      <w:rPr/>
+      <w:fldChar w:fldCharType="separate"/>
+    </w:r>
+    <w:r>
+      <w:rPr/>
+      <w:t>3</w:t>
+    </w:r>
+    <w:r>
+      <w:rPr/>
+      <w:fldChar w:fldCharType="end"/>
+    </w:r>
+    <w:r>
+      <w:rPr>
+        <w:rFonts w:eastAsia="Bookman Old Style" w:cs="Bookman Old Style" w:ascii="Bookman Old Style" w:hAnsi="Bookman Old Style"/>
+      </w:rPr>
+      <w:t>-</w:t>
+    </w:r>
+  </w:p>
 </w:hdr>
 </file>
 
@@ -2102,6 +2234,7 @@
     <w:qFormat/>
     <w:pPr>
       <w:widowControl/>
+      <w:suppressAutoHyphens w:val="true"/>
       <w:bidi w:val="0"/>
       <w:spacing w:lineRule="auto" w:line="259" w:before="0" w:after="160"/>
       <w:jc w:val="start"/>
@@ -2274,6 +2407,7 @@
     <w:qFormat/>
     <w:pPr>
       <w:widowControl/>
+      <w:suppressAutoHyphens w:val="true"/>
       <w:bidi w:val="0"/>
       <w:spacing w:lineRule="auto" w:line="259" w:before="0" w:after="160"/>
       <w:jc w:val="start"/>

--- a/static/templates-se2026/surat_pernyataan_pml_se2026.docx
+++ b/static/templates-se2026/surat_pernyataan_pml_se2026.docx
@@ -862,440 +862,7 @@
     <w:p>
       <w:pPr>
         <w:pStyle w:val="normal1"/>
-        <w:widowControl w:val="false"/>
-        <w:spacing w:lineRule="auto" w:line="240" w:before="0" w:after="0"/>
-        <w:rPr>
-          <w:rFonts w:ascii="Bookman Old Style" w:hAnsi="Bookman Old Style" w:eastAsia="Bookman Old Style" w:cs="Bookman Old Style"/>
-          <w:sz w:val="24"/>
-          <w:szCs w:val="24"/>
-        </w:rPr>
-      </w:pPr>
-      <w:r>
-        <w:rPr>
-          <w:rFonts w:eastAsia="Bookman Old Style" w:cs="Bookman Old Style" w:ascii="Bookman Old Style" w:hAnsi="Bookman Old Style"/>
-          <w:sz w:val="24"/>
-          <w:szCs w:val="24"/>
-        </w:rPr>
-      </w:r>
-    </w:p>
-    <w:p>
-      <w:pPr>
-        <w:pStyle w:val="normal1"/>
-        <w:widowControl w:val="false"/>
-        <w:spacing w:lineRule="auto" w:line="240" w:before="0" w:after="0"/>
-        <w:rPr>
-          <w:rFonts w:ascii="Bookman Old Style" w:hAnsi="Bookman Old Style" w:eastAsia="Bookman Old Style" w:cs="Bookman Old Style"/>
-          <w:sz w:val="24"/>
-          <w:szCs w:val="24"/>
-        </w:rPr>
-      </w:pPr>
-      <w:r>
-        <w:rPr>
-          <w:rFonts w:eastAsia="Bookman Old Style" w:cs="Bookman Old Style" w:ascii="Bookman Old Style" w:hAnsi="Bookman Old Style"/>
-          <w:sz w:val="24"/>
-          <w:szCs w:val="24"/>
-        </w:rPr>
-      </w:r>
-    </w:p>
-    <w:p>
-      <w:pPr>
-        <w:pStyle w:val="normal1"/>
-        <w:widowControl w:val="false"/>
-        <w:spacing w:lineRule="auto" w:line="240" w:before="0" w:after="0"/>
-        <w:rPr>
-          <w:rFonts w:ascii="Bookman Old Style" w:hAnsi="Bookman Old Style" w:eastAsia="Bookman Old Style" w:cs="Bookman Old Style"/>
-          <w:sz w:val="24"/>
-          <w:szCs w:val="24"/>
-        </w:rPr>
-      </w:pPr>
-      <w:r>
-        <w:rPr>
-          <w:rFonts w:eastAsia="Bookman Old Style" w:cs="Bookman Old Style" w:ascii="Bookman Old Style" w:hAnsi="Bookman Old Style"/>
-          <w:sz w:val="24"/>
-          <w:szCs w:val="24"/>
-        </w:rPr>
-      </w:r>
-    </w:p>
-    <w:p>
-      <w:pPr>
-        <w:pStyle w:val="normal1"/>
-        <w:widowControl w:val="false"/>
-        <w:spacing w:lineRule="auto" w:line="240" w:before="0" w:after="0"/>
-        <w:rPr>
-          <w:rFonts w:ascii="Bookman Old Style" w:hAnsi="Bookman Old Style" w:eastAsia="Bookman Old Style" w:cs="Bookman Old Style"/>
-          <w:sz w:val="24"/>
-          <w:szCs w:val="24"/>
-        </w:rPr>
-      </w:pPr>
-      <w:r>
-        <w:rPr>
-          <w:rFonts w:eastAsia="Bookman Old Style" w:cs="Bookman Old Style" w:ascii="Bookman Old Style" w:hAnsi="Bookman Old Style"/>
-          <w:sz w:val="24"/>
-          <w:szCs w:val="24"/>
-        </w:rPr>
-      </w:r>
-    </w:p>
-    <w:p>
-      <w:pPr>
-        <w:pStyle w:val="normal1"/>
-        <w:widowControl w:val="false"/>
-        <w:spacing w:lineRule="auto" w:line="240" w:before="0" w:after="0"/>
-        <w:rPr>
-          <w:rFonts w:ascii="Bookman Old Style" w:hAnsi="Bookman Old Style" w:eastAsia="Bookman Old Style" w:cs="Bookman Old Style"/>
-          <w:sz w:val="24"/>
-          <w:szCs w:val="24"/>
-        </w:rPr>
-      </w:pPr>
-      <w:r>
-        <w:rPr>
-          <w:rFonts w:eastAsia="Bookman Old Style" w:cs="Bookman Old Style" w:ascii="Bookman Old Style" w:hAnsi="Bookman Old Style"/>
-          <w:sz w:val="24"/>
-          <w:szCs w:val="24"/>
-        </w:rPr>
-      </w:r>
-    </w:p>
-    <w:p>
-      <w:pPr>
-        <w:pStyle w:val="normal1"/>
-        <w:widowControl w:val="false"/>
-        <w:spacing w:lineRule="auto" w:line="240" w:before="0" w:after="0"/>
-        <w:rPr>
-          <w:rFonts w:ascii="Bookman Old Style" w:hAnsi="Bookman Old Style" w:eastAsia="Bookman Old Style" w:cs="Bookman Old Style"/>
-          <w:sz w:val="24"/>
-          <w:szCs w:val="24"/>
-        </w:rPr>
-      </w:pPr>
-      <w:r>
-        <w:rPr>
-          <w:rFonts w:eastAsia="Bookman Old Style" w:cs="Bookman Old Style" w:ascii="Bookman Old Style" w:hAnsi="Bookman Old Style"/>
-          <w:sz w:val="24"/>
-          <w:szCs w:val="24"/>
-        </w:rPr>
-      </w:r>
-    </w:p>
-    <w:p>
-      <w:pPr>
-        <w:pStyle w:val="normal1"/>
-        <w:widowControl w:val="false"/>
-        <w:spacing w:lineRule="auto" w:line="240" w:before="0" w:after="0"/>
-        <w:ind w:hanging="0" w:start="360"/>
-        <w:rPr>
-          <w:rFonts w:ascii="Bookman Old Style" w:hAnsi="Bookman Old Style" w:eastAsia="Bookman Old Style" w:cs="Bookman Old Style"/>
-          <w:sz w:val="24"/>
-          <w:szCs w:val="24"/>
-        </w:rPr>
-      </w:pPr>
-      <w:r>
-        <w:rPr>
-          <w:rFonts w:eastAsia="Bookman Old Style" w:cs="Bookman Old Style" w:ascii="Bookman Old Style" w:hAnsi="Bookman Old Style"/>
-          <w:sz w:val="24"/>
-          <w:szCs w:val="24"/>
-        </w:rPr>
-      </w:r>
-    </w:p>
-    <w:p>
-      <w:pPr>
-        <w:pStyle w:val="normal1"/>
-        <w:widowControl w:val="false"/>
-        <w:spacing w:lineRule="auto" w:line="240" w:before="0" w:after="0"/>
-        <w:ind w:hanging="0" w:start="360"/>
-        <w:rPr>
-          <w:rFonts w:ascii="Bookman Old Style" w:hAnsi="Bookman Old Style" w:eastAsia="Bookman Old Style" w:cs="Bookman Old Style"/>
-          <w:sz w:val="24"/>
-          <w:szCs w:val="24"/>
-        </w:rPr>
-      </w:pPr>
-      <w:r>
-        <w:rPr>
-          <w:rFonts w:eastAsia="Bookman Old Style" w:cs="Bookman Old Style" w:ascii="Bookman Old Style" w:hAnsi="Bookman Old Style"/>
-          <w:sz w:val="24"/>
-          <w:szCs w:val="24"/>
-        </w:rPr>
-      </w:r>
-    </w:p>
-    <w:p>
-      <w:pPr>
-        <w:pStyle w:val="normal1"/>
-        <w:widowControl w:val="false"/>
-        <w:spacing w:lineRule="auto" w:line="276" w:before="0" w:after="0"/>
-        <w:ind w:firstLine="8820" w:start="360"/>
-        <w:rPr>
-          <w:rFonts w:ascii="Bookman Old Style" w:hAnsi="Bookman Old Style" w:eastAsia="Bookman Old Style" w:cs="Bookman Old Style"/>
-          <w:sz w:val="24"/>
-          <w:szCs w:val="24"/>
-        </w:rPr>
-      </w:pPr>
-      <w:r>
-        <w:rPr>
-          <w:rFonts w:eastAsia="Bookman Old Style" w:cs="Bookman Old Style" w:ascii="Bookman Old Style" w:hAnsi="Bookman Old Style"/>
-          <w:sz w:val="24"/>
-          <w:szCs w:val="24"/>
-        </w:rPr>
-      </w:r>
-    </w:p>
-    <w:p>
-      <w:pPr>
-        <w:pStyle w:val="normal1"/>
-        <w:widowControl w:val="false"/>
-        <w:spacing w:lineRule="auto" w:line="276" w:before="0" w:after="0"/>
-        <w:ind w:firstLine="8820" w:start="360"/>
-        <w:rPr>
-          <w:rFonts w:ascii="Bookman Old Style" w:hAnsi="Bookman Old Style" w:eastAsia="Bookman Old Style" w:cs="Bookman Old Style"/>
-          <w:sz w:val="24"/>
-          <w:szCs w:val="24"/>
-        </w:rPr>
-      </w:pPr>
-      <w:r>
-        <w:rPr>
-          <w:rFonts w:eastAsia="Bookman Old Style" w:cs="Bookman Old Style" w:ascii="Bookman Old Style" w:hAnsi="Bookman Old Style"/>
-          <w:sz w:val="24"/>
-          <w:szCs w:val="24"/>
-        </w:rPr>
-      </w:r>
-    </w:p>
-    <w:p>
-      <w:pPr>
-        <w:pStyle w:val="normal1"/>
-        <w:widowControl w:val="false"/>
-        <w:spacing w:lineRule="auto" w:line="276" w:before="0" w:after="0"/>
-        <w:ind w:firstLine="8820" w:start="360"/>
-        <w:rPr>
-          <w:rFonts w:ascii="Bookman Old Style" w:hAnsi="Bookman Old Style" w:eastAsia="Bookman Old Style" w:cs="Bookman Old Style"/>
-          <w:sz w:val="24"/>
-          <w:szCs w:val="24"/>
-        </w:rPr>
-      </w:pPr>
-      <w:r>
-        <w:rPr>
-          <w:rFonts w:eastAsia="Bookman Old Style" w:cs="Bookman Old Style" w:ascii="Bookman Old Style" w:hAnsi="Bookman Old Style"/>
-          <w:sz w:val="24"/>
-          <w:szCs w:val="24"/>
-        </w:rPr>
-      </w:r>
-    </w:p>
-    <w:p>
-      <w:pPr>
-        <w:pStyle w:val="normal1"/>
-        <w:widowControl w:val="false"/>
-        <w:spacing w:lineRule="auto" w:line="276" w:before="0" w:after="0"/>
-        <w:ind w:firstLine="8820" w:start="360"/>
-        <w:rPr>
-          <w:rFonts w:ascii="Bookman Old Style" w:hAnsi="Bookman Old Style" w:eastAsia="Bookman Old Style" w:cs="Bookman Old Style"/>
-          <w:sz w:val="24"/>
-          <w:szCs w:val="24"/>
-        </w:rPr>
-      </w:pPr>
-      <w:r>
-        <w:rPr>
-          <w:rFonts w:eastAsia="Bookman Old Style" w:cs="Bookman Old Style" w:ascii="Bookman Old Style" w:hAnsi="Bookman Old Style"/>
-          <w:sz w:val="24"/>
-          <w:szCs w:val="24"/>
-        </w:rPr>
-      </w:r>
-    </w:p>
-    <w:p>
-      <w:pPr>
-        <w:pStyle w:val="normal1"/>
-        <w:widowControl w:val="false"/>
-        <w:spacing w:lineRule="auto" w:line="276" w:before="0" w:after="0"/>
-        <w:ind w:firstLine="8820" w:start="360"/>
-        <w:rPr>
-          <w:rFonts w:ascii="Bookman Old Style" w:hAnsi="Bookman Old Style" w:eastAsia="Bookman Old Style" w:cs="Bookman Old Style"/>
-          <w:sz w:val="24"/>
-          <w:szCs w:val="24"/>
-        </w:rPr>
-      </w:pPr>
-      <w:r>
-        <w:rPr>
-          <w:rFonts w:eastAsia="Bookman Old Style" w:cs="Bookman Old Style" w:ascii="Bookman Old Style" w:hAnsi="Bookman Old Style"/>
-          <w:sz w:val="24"/>
-          <w:szCs w:val="24"/>
-        </w:rPr>
-      </w:r>
-    </w:p>
-    <w:p>
-      <w:pPr>
-        <w:pStyle w:val="normal1"/>
-        <w:widowControl w:val="false"/>
-        <w:spacing w:lineRule="auto" w:line="276" w:before="0" w:after="0"/>
-        <w:ind w:firstLine="8820" w:start="360"/>
-        <w:rPr>
-          <w:rFonts w:ascii="Bookman Old Style" w:hAnsi="Bookman Old Style" w:eastAsia="Bookman Old Style" w:cs="Bookman Old Style"/>
-          <w:sz w:val="24"/>
-          <w:szCs w:val="24"/>
-        </w:rPr>
-      </w:pPr>
-      <w:r>
-        <w:rPr>
-          <w:rFonts w:eastAsia="Bookman Old Style" w:cs="Bookman Old Style" w:ascii="Bookman Old Style" w:hAnsi="Bookman Old Style"/>
-          <w:sz w:val="24"/>
-          <w:szCs w:val="24"/>
-        </w:rPr>
-      </w:r>
-    </w:p>
-    <w:p>
-      <w:pPr>
-        <w:pStyle w:val="normal1"/>
-        <w:widowControl w:val="false"/>
-        <w:spacing w:lineRule="auto" w:line="276" w:before="0" w:after="0"/>
-        <w:ind w:firstLine="8820" w:start="360"/>
-        <w:rPr>
-          <w:rFonts w:ascii="Bookman Old Style" w:hAnsi="Bookman Old Style" w:eastAsia="Bookman Old Style" w:cs="Bookman Old Style"/>
-          <w:sz w:val="24"/>
-          <w:szCs w:val="24"/>
-        </w:rPr>
-      </w:pPr>
-      <w:r>
-        <w:rPr>
-          <w:rFonts w:eastAsia="Bookman Old Style" w:cs="Bookman Old Style" w:ascii="Bookman Old Style" w:hAnsi="Bookman Old Style"/>
-          <w:sz w:val="24"/>
-          <w:szCs w:val="24"/>
-        </w:rPr>
-      </w:r>
-    </w:p>
-    <w:p>
-      <w:pPr>
-        <w:pStyle w:val="normal1"/>
-        <w:widowControl w:val="false"/>
-        <w:spacing w:lineRule="auto" w:line="276" w:before="0" w:after="0"/>
-        <w:ind w:firstLine="8820" w:start="360"/>
-        <w:rPr>
-          <w:rFonts w:ascii="Bookman Old Style" w:hAnsi="Bookman Old Style" w:eastAsia="Bookman Old Style" w:cs="Bookman Old Style"/>
-          <w:sz w:val="24"/>
-          <w:szCs w:val="24"/>
-        </w:rPr>
-      </w:pPr>
-      <w:r>
-        <w:rPr>
-          <w:rFonts w:eastAsia="Bookman Old Style" w:cs="Bookman Old Style" w:ascii="Bookman Old Style" w:hAnsi="Bookman Old Style"/>
-          <w:sz w:val="24"/>
-          <w:szCs w:val="24"/>
-        </w:rPr>
-      </w:r>
-    </w:p>
-    <w:p>
-      <w:pPr>
-        <w:pStyle w:val="normal1"/>
-        <w:widowControl w:val="false"/>
-        <w:spacing w:lineRule="auto" w:line="276" w:before="0" w:after="0"/>
-        <w:ind w:firstLine="8820" w:start="360"/>
-        <w:rPr>
-          <w:rFonts w:ascii="Bookman Old Style" w:hAnsi="Bookman Old Style" w:eastAsia="Bookman Old Style" w:cs="Bookman Old Style"/>
-          <w:sz w:val="24"/>
-          <w:szCs w:val="24"/>
-        </w:rPr>
-      </w:pPr>
-      <w:r>
-        <w:rPr>
-          <w:rFonts w:eastAsia="Bookman Old Style" w:cs="Bookman Old Style" w:ascii="Bookman Old Style" w:hAnsi="Bookman Old Style"/>
-          <w:sz w:val="24"/>
-          <w:szCs w:val="24"/>
-        </w:rPr>
-      </w:r>
-    </w:p>
-    <w:p>
-      <w:pPr>
-        <w:pStyle w:val="normal1"/>
-        <w:widowControl w:val="false"/>
-        <w:spacing w:lineRule="auto" w:line="276" w:before="0" w:after="0"/>
-        <w:ind w:firstLine="8820" w:start="360"/>
-        <w:rPr>
-          <w:rFonts w:ascii="Bookman Old Style" w:hAnsi="Bookman Old Style" w:eastAsia="Bookman Old Style" w:cs="Bookman Old Style"/>
-          <w:sz w:val="24"/>
-          <w:szCs w:val="24"/>
-        </w:rPr>
-      </w:pPr>
-      <w:r>
-        <w:rPr>
-          <w:rFonts w:eastAsia="Bookman Old Style" w:cs="Bookman Old Style" w:ascii="Bookman Old Style" w:hAnsi="Bookman Old Style"/>
-          <w:sz w:val="24"/>
-          <w:szCs w:val="24"/>
-        </w:rPr>
-      </w:r>
-    </w:p>
-    <w:p>
-      <w:pPr>
-        <w:pStyle w:val="normal1"/>
-        <w:widowControl w:val="false"/>
-        <w:spacing w:lineRule="auto" w:line="276" w:before="0" w:after="0"/>
-        <w:ind w:firstLine="8820" w:start="360"/>
-        <w:rPr>
-          <w:rFonts w:ascii="Bookman Old Style" w:hAnsi="Bookman Old Style" w:eastAsia="Bookman Old Style" w:cs="Bookman Old Style"/>
-          <w:sz w:val="24"/>
-          <w:szCs w:val="24"/>
-        </w:rPr>
-      </w:pPr>
-      <w:r>
-        <w:rPr>
-          <w:rFonts w:eastAsia="Bookman Old Style" w:cs="Bookman Old Style" w:ascii="Bookman Old Style" w:hAnsi="Bookman Old Style"/>
-          <w:sz w:val="24"/>
-          <w:szCs w:val="24"/>
-        </w:rPr>
-      </w:r>
-    </w:p>
-    <w:p>
-      <w:pPr>
-        <w:pStyle w:val="normal1"/>
-        <w:widowControl w:val="false"/>
-        <w:spacing w:lineRule="auto" w:line="276" w:before="0" w:after="0"/>
-        <w:ind w:firstLine="8820" w:start="360"/>
-        <w:rPr>
-          <w:rFonts w:ascii="Bookman Old Style" w:hAnsi="Bookman Old Style" w:eastAsia="Bookman Old Style" w:cs="Bookman Old Style"/>
-          <w:sz w:val="24"/>
-          <w:szCs w:val="24"/>
-        </w:rPr>
-      </w:pPr>
-      <w:r>
-        <w:rPr>
-          <w:rFonts w:eastAsia="Bookman Old Style" w:cs="Bookman Old Style" w:ascii="Bookman Old Style" w:hAnsi="Bookman Old Style"/>
-          <w:sz w:val="24"/>
-          <w:szCs w:val="24"/>
-        </w:rPr>
-      </w:r>
-    </w:p>
-    <w:p>
-      <w:pPr>
-        <w:pStyle w:val="normal1"/>
-        <w:widowControl w:val="false"/>
-        <w:spacing w:lineRule="auto" w:line="276" w:before="0" w:after="0"/>
-        <w:ind w:firstLine="8820" w:start="360"/>
-        <w:rPr>
-          <w:rFonts w:ascii="Bookman Old Style" w:hAnsi="Bookman Old Style" w:eastAsia="Bookman Old Style" w:cs="Bookman Old Style"/>
-          <w:sz w:val="24"/>
-          <w:szCs w:val="24"/>
-        </w:rPr>
-      </w:pPr>
-      <w:r>
-        <w:rPr>
-          <w:rFonts w:eastAsia="Bookman Old Style" w:cs="Bookman Old Style" w:ascii="Bookman Old Style" w:hAnsi="Bookman Old Style"/>
-          <w:sz w:val="24"/>
-          <w:szCs w:val="24"/>
-        </w:rPr>
-      </w:r>
-    </w:p>
-    <w:p>
-      <w:pPr>
-        <w:pStyle w:val="normal1"/>
-        <w:widowControl w:val="false"/>
-        <w:spacing w:lineRule="auto" w:line="276" w:before="0" w:after="0"/>
-        <w:ind w:firstLine="8820" w:start="360"/>
-        <w:rPr>
-          <w:rFonts w:ascii="Bookman Old Style" w:hAnsi="Bookman Old Style" w:eastAsia="Bookman Old Style" w:cs="Bookman Old Style"/>
-          <w:sz w:val="24"/>
-          <w:szCs w:val="24"/>
-        </w:rPr>
-      </w:pPr>
-      <w:r>
-        <w:rPr>
-          <w:rFonts w:eastAsia="Bookman Old Style" w:cs="Bookman Old Style" w:ascii="Bookman Old Style" w:hAnsi="Bookman Old Style"/>
-          <w:sz w:val="24"/>
-          <w:szCs w:val="24"/>
-        </w:rPr>
-      </w:r>
-    </w:p>
-    <w:p>
-      <w:pPr>
-        <w:pStyle w:val="normal1"/>
+        <w:pageBreakBefore/>
         <w:widowControl w:val="false"/>
         <w:spacing w:lineRule="auto" w:line="276" w:before="0" w:after="0"/>
         <w:ind w:firstLine="8820" w:start="360"/>
@@ -1896,7 +1463,7 @@
     </w:r>
     <w:r>
       <w:rPr/>
-      <w:t>3</w:t>
+      <w:t>2</w:t>
     </w:r>
     <w:r>
       <w:rPr/>
@@ -1947,7 +1514,7 @@
     </w:r>
     <w:r>
       <w:rPr/>
-      <w:t>3</w:t>
+      <w:t>2</w:t>
     </w:r>
     <w:r>
       <w:rPr/>
@@ -2466,8 +2033,8 @@
     <w:pPr/>
     <w:rPr/>
   </w:style>
-  <w:style w:type="paragraph" w:styleId="FrameContents">
-    <w:name w:val="Frame Contents"/>
+  <w:style w:type="paragraph" w:styleId="FrameContentsuser">
+    <w:name w:val="Frame Contents (user)"/>
     <w:basedOn w:val="Normal"/>
     <w:qFormat/>
     <w:pPr/>

--- a/static/templates-se2026/surat_pernyataan_pml_se2026.docx
+++ b/static/templates-se2026/surat_pernyataan_pml_se2026.docx
@@ -606,7 +606,7 @@
                 <w:sz w:val="24"/>
                 <w:szCs w:val="24"/>
               </w:rPr>
-              <w:t>Dompu, ${tgl_teks} ${bln_teks} 2026</w:t>
+              <w:t>Dompu, ${tgl_hari} ${bln_teks} 2026</w:t>
             </w:r>
           </w:p>
           <w:p>
